--- a/print/a4/four-color-pen--doodle-patterns.docx
+++ b/print/a4/four-color-pen--doodle-patterns.docx
@@ -2,7 +2,7 @@
 <file path=word/document.xml><?xml version="1.0" encoding="utf-8"?>
 <w:document xmlns:w="http://schemas.openxmlformats.org/wordprocessingml/2006/main" xmlns:m="http://schemas.openxmlformats.org/officeDocument/2006/math" xmlns:r="http://schemas.openxmlformats.org/officeDocument/2006/relationships" xmlns:o="urn:schemas-microsoft-com:office:office" xmlns:v="urn:schemas-microsoft-com:vml" xmlns:w10="urn:schemas-microsoft-com:office:word" xmlns:a="http://schemas.openxmlformats.org/drawingml/2006/main" xmlns:pic="http://schemas.openxmlformats.org/drawingml/2006/picture" xmlns:wp="http://schemas.openxmlformats.org/drawingml/2006/wordprocessingDrawing">
   <w:body>
-    <w:bookmarkStart w:id="39" w:name="X5968c3d5fb2417a9a1cbe7c898f47a43747fc1e"/>
+    <w:bookmarkStart w:id="42" w:name="X5968c3d5fb2417a9a1cbe7c898f47a43747fc1e"/>
     <w:p>
       <w:pPr>
         <w:pStyle w:val="Heading1"/>
@@ -15,56 +15,18 @@
       <w:pPr>
         <w:pStyle w:val="FirstParagraph"/>
       </w:pPr>
-      <w:r>
-        <w:t xml:space="preserve">⏱️</w:t>
-      </w:r>
-      <w:r>
-        <w:t xml:space="preserve"> </w:t>
-      </w:r>
       <w:r>
         <w:rPr>
           <w:bCs/>
           <w:b/>
         </w:rPr>
-        <w:t xml:space="preserve">15 min</w:t>
+        <w:t xml:space="preserve">⚡ Short · 15 min</w:t>
       </w:r>
       <w:r>
         <w:t xml:space="preserve"> </w:t>
       </w:r>
       <w:r>
-        <w:t xml:space="preserve">· 🧽 Cleanup</w:t>
-      </w:r>
-      <w:r>
-        <w:t xml:space="preserve"> </w:t>
-      </w:r>
-      <w:r>
-        <w:rPr>
-          <w:bCs/>
-          <w:b/>
-        </w:rPr>
-        <w:t xml:space="preserve">$</w:t>
-      </w:r>
-      <w:r>
-        <w:t xml:space="preserve"> </w:t>
-      </w:r>
-      <w:r>
-        <w:t xml:space="preserve">(Quick wipe (2 min) 🧻) · 👧 Ages</w:t>
-      </w:r>
-      <w:r>
-        <w:t xml:space="preserve"> </w:t>
-      </w:r>
-      <w:r>
-        <w:rPr>
-          <w:bCs/>
-          <w:b/>
-        </w:rPr>
-        <w:t xml:space="preserve">4+</w:t>
-      </w:r>
-      <w:r>
-        <w:t xml:space="preserve"> </w:t>
-      </w:r>
-      <w:r>
-        <w:t xml:space="preserve">· ✏️ Anywhere</w:t>
+        <w:t xml:space="preserve">· ✨ No cleanup · 🤫 Silent · 🏠🌳 In or out · 👤 Solo · 🎂 Ages 6–11+</w:t>
       </w:r>
     </w:p>
     <w:p>
@@ -300,22 +262,77 @@
     </w:p>
     <w:bookmarkEnd w:id="27"/>
     <w:bookmarkEnd w:id="28"/>
-    <w:bookmarkStart w:id="32" w:name="X90575d67fe14a03ef1898ae2a832688b148a116"/>
+    <w:bookmarkStart w:id="35" w:name="X67012d8413f3110ab14b8e2014e44e49739ed72"/>
     <w:p>
       <w:pPr>
         <w:pStyle w:val="Heading2"/>
       </w:pPr>
       <w:r>
-        <w:t xml:space="preserve">🌟 Level Up</w:t>
-      </w:r>
-    </w:p>
-    <w:bookmarkStart w:id="29" w:name="X7ac29abf67c27e4f28e3ba90c5f047b9d2e7a21"/>
+        <w:t xml:space="preserve">🎚️ By Age</w:t>
+      </w:r>
+    </w:p>
+    <w:p>
+      <w:pPr>
+        <w:pStyle w:val="FirstParagraph"/>
+      </w:pPr>
+      <w:r>
+        <w:t xml:space="preserve">🎂 Pick the age. Every age can do the main steps — this is the</w:t>
+      </w:r>
+      <w:r>
+        <w:t xml:space="preserve"> </w:t>
+      </w:r>
+      <w:r>
+        <w:rPr>
+          <w:bCs/>
+          <w:b/>
+        </w:rPr>
+        <w:t xml:space="preserve">extra challenge</w:t>
+      </w:r>
+      <w:r>
+        <w:t xml:space="preserve">.</w:t>
+      </w:r>
+    </w:p>
+    <w:bookmarkStart w:id="29" w:name="Xd9a988c13166dcb49a5852075871601ad97e5df"/>
     <w:p>
       <w:pPr>
         <w:pStyle w:val="Heading3"/>
       </w:pPr>
       <w:r>
-        <w:t xml:space="preserve">🥉 Easy</w:t>
+        <w:t xml:space="preserve">6️⃣ Age 6</w:t>
+      </w:r>
+    </w:p>
+    <w:p>
+      <w:pPr>
+        <w:pStyle w:val="FirstParagraph"/>
+      </w:pPr>
+      <w:r>
+        <w:t xml:space="preserve">Ripples around a</w:t>
+      </w:r>
+      <w:r>
+        <w:t xml:space="preserve"> </w:t>
+      </w:r>
+      <w:r>
+        <w:rPr>
+          <w:bCs/>
+          <w:b/>
+        </w:rPr>
+        <w:t xml:space="preserve">circle</w:t>
+      </w:r>
+      <w:r>
+        <w:t xml:space="preserve"> </w:t>
+      </w:r>
+      <w:r>
+        <w:t xml:space="preserve">⭕</w:t>
+      </w:r>
+    </w:p>
+    <w:bookmarkEnd w:id="29"/>
+    <w:bookmarkStart w:id="30" w:name="X1dad34a091d90dc09f1f3b2f85b389fb95004f6"/>
+    <w:p>
+      <w:pPr>
+        <w:pStyle w:val="Heading3"/>
+      </w:pPr>
+      <w:r>
+        <w:t xml:space="preserve">7️⃣ Age 7</w:t>
       </w:r>
     </w:p>
     <w:p>
@@ -336,17 +353,51 @@
         <w:t xml:space="preserve">your name</w:t>
       </w:r>
       <w:r>
-        <w:t xml:space="preserve">. ✍️</w:t>
-      </w:r>
-    </w:p>
-    <w:bookmarkEnd w:id="29"/>
-    <w:bookmarkStart w:id="30" w:name="Xf43672ad423d0282496fbf467992b0f330b443a"/>
+        <w:t xml:space="preserve"> </w:t>
+      </w:r>
+      <w:r>
+        <w:t xml:space="preserve">✍️</w:t>
+      </w:r>
+    </w:p>
+    <w:bookmarkEnd w:id="30"/>
+    <w:bookmarkStart w:id="31" w:name="X97592b81667438caff4f0ed360af5aa72e3327e"/>
     <w:p>
       <w:pPr>
         <w:pStyle w:val="Heading3"/>
       </w:pPr>
       <w:r>
-        <w:t xml:space="preserve">🥈 Medium</w:t>
+        <w:t xml:space="preserve">8️⃣ Age 8</w:t>
+      </w:r>
+    </w:p>
+    <w:p>
+      <w:pPr>
+        <w:pStyle w:val="FirstParagraph"/>
+      </w:pPr>
+      <w:r>
+        <w:t xml:space="preserve">Fill each ripple with a</w:t>
+      </w:r>
+      <w:r>
+        <w:t xml:space="preserve"> </w:t>
+      </w:r>
+      <w:r>
+        <w:rPr>
+          <w:bCs/>
+          <w:b/>
+        </w:rPr>
+        <w:t xml:space="preserve">pattern</w:t>
+      </w:r>
+      <w:r>
+        <w:t xml:space="preserve">: dots, stripes, zigzags, waves.</w:t>
+      </w:r>
+    </w:p>
+    <w:bookmarkEnd w:id="31"/>
+    <w:bookmarkStart w:id="32" w:name="X708f460606dd1a76d0749f0618bc9d68251a2b7"/>
+    <w:p>
+      <w:pPr>
+        <w:pStyle w:val="Heading3"/>
+      </w:pPr>
+      <w:r>
+        <w:t xml:space="preserve">9️⃣ Age 9</w:t>
       </w:r>
     </w:p>
     <w:p>
@@ -370,17 +421,17 @@
         <w:br/>
       </w:r>
       <w:r>
-        <w:t xml:space="preserve">Fold paper into 4. Draw the same pattern in every quarter.</w:t>
-      </w:r>
-    </w:p>
-    <w:bookmarkEnd w:id="30"/>
-    <w:bookmarkStart w:id="31" w:name="X62a67ac50e3cebf2d23861cbcb09541e5aea6e9"/>
+        <w:t xml:space="preserve">Fold paper into 4. Draw the same pattern in each quarter.</w:t>
+      </w:r>
+    </w:p>
+    <w:bookmarkEnd w:id="32"/>
+    <w:bookmarkStart w:id="33" w:name="X8171c026b6d3b019e037d636deb1627bab2ad11"/>
     <w:p>
       <w:pPr>
         <w:pStyle w:val="Heading3"/>
       </w:pPr>
       <w:r>
-        <w:t xml:space="preserve">🥇 Hard</w:t>
+        <w:t xml:space="preserve">🔟 Age 10</w:t>
       </w:r>
     </w:p>
     <w:p>
@@ -392,7 +443,7 @@
           <w:bCs/>
           <w:b/>
         </w:rPr>
-        <w:t xml:space="preserve">Pattern Codes</w:t>
+        <w:t xml:space="preserve">Pattern codes</w:t>
       </w:r>
       <w:r>
         <w:t xml:space="preserve"> </w:t>
@@ -404,7 +455,7 @@
         <w:br/>
       </w:r>
       <w:r>
-        <w:t xml:space="preserve">Make a color rule. Can someone guess it and keep going?</w:t>
+        <w:t xml:space="preserve">Make a color rule (AB, AAB, ABCD). Can someone guess it and keep going?</w:t>
       </w:r>
     </w:p>
     <w:p>
@@ -443,9 +494,62 @@
         <w:t xml:space="preserve">ABCD: ⚫🔵🔴🟢⚫🔵🔴🟢</w:t>
       </w:r>
     </w:p>
-    <w:bookmarkEnd w:id="31"/>
-    <w:bookmarkEnd w:id="32"/>
-    <w:bookmarkStart w:id="33" w:name="X9cc3fda027b658f876f44d44ddc22905faccd4e"/>
+    <w:bookmarkEnd w:id="33"/>
+    <w:bookmarkStart w:id="34" w:name="X02bfb3385b20ae9fc9ed6803eef42fea02d2b46"/>
+    <w:p>
+      <w:pPr>
+        <w:pStyle w:val="Heading3"/>
+      </w:pPr>
+      <w:r>
+        <w:t xml:space="preserve">🚀 Age 11+</w:t>
+      </w:r>
+    </w:p>
+    <w:p>
+      <w:pPr>
+        <w:pStyle w:val="FirstParagraph"/>
+      </w:pPr>
+      <w:r>
+        <w:rPr>
+          <w:bCs/>
+          <w:b/>
+        </w:rPr>
+        <w:t xml:space="preserve">Tessellation</w:t>
+      </w:r>
+      <w:r>
+        <w:t xml:space="preserve"> </w:t>
+      </w:r>
+      <w:r>
+        <w:t xml:space="preserve">🧩</w:t>
+      </w:r>
+      <w:r>
+        <w:br/>
+      </w:r>
+      <w:r>
+        <w:t xml:space="preserve">Make a shape that covers the page with</w:t>
+      </w:r>
+      <w:r>
+        <w:t xml:space="preserve"> </w:t>
+      </w:r>
+      <w:r>
+        <w:rPr>
+          <w:bCs/>
+          <w:b/>
+        </w:rPr>
+        <w:t xml:space="preserve">no gaps</w:t>
+      </w:r>
+      <w:r>
+        <w:t xml:space="preserve">, like M.C. Escher.</w:t>
+      </w:r>
+      <w:r>
+        <w:br/>
+      </w:r>
+      <w:r>
+        <w:t xml:space="preserve">Start with a square, cut a bump from one side, tape it to the opposite side. Trace it over and over!</w:t>
+      </w:r>
+    </w:p>
+    <w:bookmarkEnd w:id="34"/>
+    <w:bookmarkEnd w:id="35"/>
+    <w:bookmarkStart w:id="36" w:name="X9cc3fda027b658f876f44d44ddc22905faccd4e"/>
     <w:p>
       <w:pPr>
         <w:pStyle w:val="Heading2"/>
@@ -519,8 +623,8 @@
         <w:t xml:space="preserve">✋ Staying close to a line builds pencil control for writing.</w:t>
       </w:r>
     </w:p>
-    <w:bookmarkEnd w:id="33"/>
-    <w:bookmarkStart w:id="34" w:name="X6763fabfd04f5c4a4d62b566a897dedd22150e7"/>
+    <w:bookmarkEnd w:id="36"/>
+    <w:bookmarkStart w:id="37" w:name="X6763fabfd04f5c4a4d62b566a897dedd22150e7"/>
     <w:p>
       <w:pPr>
         <w:pStyle w:val="Heading2"/>
@@ -565,8 +669,8 @@
         <w:t xml:space="preserve">🚫 No "wrong" — wobbly ripples look cool too.</w:t>
       </w:r>
     </w:p>
-    <w:bookmarkEnd w:id="34"/>
-    <w:bookmarkStart w:id="35" w:name="X1e8c337912f0193a41fd873cd12ea5fd283b9ee"/>
+    <w:bookmarkEnd w:id="37"/>
+    <w:bookmarkStart w:id="38" w:name="X1e8c337912f0193a41fd873cd12ea5fd283b9ee"/>
     <w:p>
       <w:pPr>
         <w:pStyle w:val="Heading2"/>
@@ -580,21 +684,11 @@
         <w:pStyle w:val="FirstParagraph"/>
       </w:pPr>
       <w:r>
-        <w:rPr>
-          <w:bCs/>
-          <w:b/>
-        </w:rPr>
-        <w:t xml:space="preserve">$</w:t>
-      </w:r>
-      <w:r>
-        <w:t xml:space="preserve"> </w:t>
-      </w:r>
-      <w:r>
-        <w:t xml:space="preserve">— click the pen closed! 🖊️</w:t>
-      </w:r>
-    </w:p>
-    <w:bookmarkEnd w:id="35"/>
-    <w:bookmarkStart w:id="38" w:name="X50cf555741e6e45190901c440e88d3230da7c1a"/>
+        <w:t xml:space="preserve">click the pen closed! 🖊️</w:t>
+      </w:r>
+    </w:p>
+    <w:bookmarkEnd w:id="38"/>
+    <w:bookmarkStart w:id="41" w:name="X50cf555741e6e45190901c440e88d3230da7c1a"/>
     <w:p>
       <w:pPr>
         <w:pStyle w:val="Heading2"/>
@@ -604,7 +698,7 @@
         <w:t xml:space="preserve">🖨️ Printable</w:t>
       </w:r>
     </w:p>
-    <w:bookmarkStart w:id="36" w:name="X33704cee9d9b86cfe9184d92e21ffef57e8a7f1"/>
+    <w:bookmarkStart w:id="39" w:name="X33704cee9d9b86cfe9184d92e21ffef57e8a7f1"/>
     <w:p>
       <w:pPr>
         <w:pStyle w:val="Heading3"/>
@@ -650,8 +744,8 @@
         </w:tc>
       </w:tr>
     </w:tbl>
-    <w:bookmarkEnd w:id="36"/>
-    <w:bookmarkStart w:id="37" w:name="Xb5799de394f3e415e9d836be2479f9e29cf9ef7"/>
+    <w:bookmarkEnd w:id="39"/>
+    <w:bookmarkStart w:id="40" w:name="Xb5799de394f3e415e9d836be2479f9e29cf9ef7"/>
     <w:p>
       <w:pPr>
         <w:pStyle w:val="Heading3"/>
@@ -728,9 +822,9 @@
         <w:t xml:space="preserve">🙃 Answers: 1 🔴🔵 · 2 🟢⚫ · 3 🔴🟢 · 4 🔵🔴</w:t>
       </w:r>
     </w:p>
-    <w:bookmarkEnd w:id="37"/>
-    <w:bookmarkEnd w:id="38"/>
-    <w:bookmarkEnd w:id="39"/>
+    <w:bookmarkEnd w:id="40"/>
+    <w:bookmarkEnd w:id="41"/>
+    <w:bookmarkEnd w:id="42"/>
     <w:sectPr>
       <w:pgSz w:h="16838" w:w="11906"/>
       <w:pgMar w:bottom="850" w:left="850" w:right="850" w:top="850"/>
